--- a/Lectures/Problem Set 1.docx
+++ b/Lectures/Problem Set 1.docx
@@ -82,15 +82,7 @@
     <w:p/>
     <w:p>
       <w:r>
-        <w:t xml:space="preserve">Simulate groundwater </w:t>
-      </w:r>
-      <w:proofErr w:type="gramStart"/>
-      <w:r>
-        <w:t>flow  as</w:t>
-      </w:r>
-      <w:proofErr w:type="gramEnd"/>
-      <w:r>
-        <w:t xml:space="preserve"> a steady-state flow system. Use 3 layers, 21 rows and 20 columns with a uniform horizontal grid spacing of 500 feet in each direction. The upper aquifer is represented by layer 1, the silt is represented by layer 2, and the lower aquifer is represented by layer 3. The northern and southern boundaries and the bottom of aquifer 2 are no flow boundaries. The eastern and western boundaries will be constant head boundaries representing the river and the canal.  The head in the river is 320 ft the head in the canal is 330 ft.</w:t>
+        <w:t>Simulate groundwater flow as a steady-state flow system. Use 3 layers, 21 rows and 20 columns with a uniform horizontal grid spacing of 500 feet in each direction. The upper aquifer is represented by layer 1, the silt is represented by layer 2, and the lower aquifer is represented by layer 3. The northern and southern boundaries and the bottom of aquifer 2 are no flow boundaries. The eastern and western boundaries will be constant head boundaries representing the river and the canal.  The head in the river is 320 ft the head in the canal is 330 ft.</w:t>
       </w:r>
     </w:p>
     <w:p>
@@ -116,7 +108,7 @@
                     </pic:cNvPicPr>
                   </pic:nvPicPr>
                   <pic:blipFill>
-                    <a:blip r:embed="rId4">
+                    <a:blip r:embed="rId5">
                       <a:extLst>
                         <a:ext uri="{28A0092B-C50C-407E-A947-70E740481C1C}">
                           <a14:useLocalDpi xmlns:a14="http://schemas.microsoft.com/office/drawing/2010/main" val="0"/>
@@ -152,15 +144,194 @@
     <w:p/>
     <w:p>
       <w:pPr>
+        <w:keepNext/>
+        <w:pageBreakBefore/>
+        <w:spacing w:before="240" w:after="60"/>
+        <w:outlineLvl w:val="0"/>
+        <w:rPr>
+          <w:rFonts w:ascii="Cambria" w:hAnsi="Cambria"/>
+          <w:b/>
+          <w:bCs/>
+          <w:kern w:val="32"/>
+          <w:sz w:val="32"/>
+          <w:szCs w:val="32"/>
+        </w:rPr>
+      </w:pPr>
+      <w:r>
+        <w:rPr>
+          <w:rFonts w:ascii="Cambria" w:hAnsi="Cambria"/>
+          <w:b/>
+          <w:bCs/>
+          <w:kern w:val="32"/>
+          <w:sz w:val="32"/>
+          <w:szCs w:val="32"/>
+        </w:rPr>
+        <w:lastRenderedPageBreak/>
+        <w:t>Base Run – PS1A</w:t>
+      </w:r>
+    </w:p>
+    <w:p>
+      <w:r>
+        <w:t>Create the data files for the base run of this problem set in the directory PS1A that has been created for you. The following data files are needed for this problem:</w:t>
+      </w:r>
+    </w:p>
+    <w:p/>
+    <w:p>
+      <w:pPr>
+        <w:numPr>
+          <w:ilvl w:val="0"/>
+          <w:numId w:val="1"/>
+        </w:numPr>
+      </w:pPr>
+      <w:proofErr w:type="spellStart"/>
+      <w:r>
+        <w:t>mfsim.nam</w:t>
+      </w:r>
+      <w:proofErr w:type="spellEnd"/>
+      <w:r>
+        <w:t xml:space="preserve"> – MODFLOW simulation name file</w:t>
+      </w:r>
+    </w:p>
+    <w:p>
+      <w:pPr>
+        <w:numPr>
+          <w:ilvl w:val="0"/>
+          <w:numId w:val="1"/>
+        </w:numPr>
+      </w:pPr>
+      <w:r>
+        <w:t>ps1.nam – Groundwater flow process (GWF) name file</w:t>
+      </w:r>
+    </w:p>
+    <w:p>
+      <w:pPr>
+        <w:numPr>
+          <w:ilvl w:val="0"/>
+          <w:numId w:val="1"/>
+        </w:numPr>
+      </w:pPr>
+      <w:r>
+        <w:t>ps1.dis – Spatial discretization package (DIS) file</w:t>
+      </w:r>
+    </w:p>
+    <w:p>
+      <w:pPr>
+        <w:numPr>
+          <w:ilvl w:val="0"/>
+          <w:numId w:val="1"/>
+        </w:numPr>
+      </w:pPr>
+      <w:r>
+        <w:t>ps1.tdis – Time discretization (TDIS) package file</w:t>
+      </w:r>
+    </w:p>
+    <w:p>
+      <w:pPr>
+        <w:numPr>
+          <w:ilvl w:val="0"/>
+          <w:numId w:val="1"/>
+        </w:numPr>
+      </w:pPr>
+      <w:r>
+        <w:t>ps1.ims – Iterative model solver (IMS) package file</w:t>
+      </w:r>
+    </w:p>
+    <w:p>
+      <w:pPr>
+        <w:numPr>
+          <w:ilvl w:val="0"/>
+          <w:numId w:val="1"/>
+        </w:numPr>
+      </w:pPr>
+      <w:r>
+        <w:t>ps1.ic – Initial conditions (IC) package file</w:t>
+      </w:r>
+    </w:p>
+    <w:p>
+      <w:pPr>
+        <w:numPr>
+          <w:ilvl w:val="0"/>
+          <w:numId w:val="1"/>
+        </w:numPr>
+      </w:pPr>
+      <w:r>
+        <w:t>ps1.chd – Constant head (CHD) package file</w:t>
+      </w:r>
+    </w:p>
+    <w:p>
+      <w:pPr>
+        <w:numPr>
+          <w:ilvl w:val="0"/>
+          <w:numId w:val="1"/>
+        </w:numPr>
+      </w:pPr>
+      <w:r>
+        <w:t>ps1.npf – Node property flow (NPF) package file</w:t>
+      </w:r>
+    </w:p>
+    <w:p>
+      <w:pPr>
+        <w:numPr>
+          <w:ilvl w:val="0"/>
+          <w:numId w:val="1"/>
+        </w:numPr>
+      </w:pPr>
+      <w:r>
+        <w:t>ps1.oc - Output control (OC) package file</w:t>
+      </w:r>
+      <w:r>
+        <w:t xml:space="preserve"> to control head output in list file</w:t>
+      </w:r>
+    </w:p>
+    <w:p>
+      <w:pPr>
+        <w:ind w:left="720"/>
+      </w:pPr>
+    </w:p>
+    <w:p>
+      <w:r>
+        <w:t xml:space="preserve">We will work as a group to create this first dataset. When your dataset is complete, run MODFLOW and examine the output in the MODFLOW listing files, ps1.lst and </w:t>
+      </w:r>
+      <w:proofErr w:type="spellStart"/>
+      <w:r>
+        <w:t>mfsim.lst</w:t>
+      </w:r>
+      <w:proofErr w:type="spellEnd"/>
+      <w:r>
+        <w:t>.</w:t>
+      </w:r>
+    </w:p>
+    <w:p>
+      <w:pPr>
         <w:rPr>
           <w:u w:val="single"/>
         </w:rPr>
       </w:pPr>
-      <w:r>
+    </w:p>
+    <w:p>
+      <w:pPr>
         <w:rPr>
           <w:u w:val="single"/>
         </w:rPr>
-        <w:lastRenderedPageBreak/>
+      </w:pPr>
+    </w:p>
+    <w:p>
+      <w:pPr>
+        <w:rPr>
+          <w:u w:val="single"/>
+        </w:rPr>
+      </w:pPr>
+    </w:p>
+    <w:p>
+      <w:pPr>
+        <w:rPr>
+          <w:u w:val="single"/>
+        </w:rPr>
+      </w:pPr>
+      <w:r>
+        <w:rPr>
+          <w:u w:val="single"/>
+        </w:rPr>
         <w:t>Exercise 1:</w:t>
       </w:r>
     </w:p>
@@ -247,38 +418,39 @@
     <w:p/>
     <w:p/>
     <w:p/>
+    <w:p>
+      <w:pPr>
+        <w:rPr>
+          <w:u w:val="single"/>
+        </w:rPr>
+      </w:pPr>
+      <w:r>
+        <w:rPr>
+          <w:u w:val="single"/>
+        </w:rPr>
+        <w:lastRenderedPageBreak/>
+        <w:t>Exercise 2:</w:t>
+      </w:r>
+    </w:p>
+    <w:p>
+      <w:pPr>
+        <w:ind w:left="360"/>
+      </w:pPr>
+      <w:r>
+        <w:t xml:space="preserve">Between which two columns </w:t>
+      </w:r>
+      <w:proofErr w:type="gramStart"/>
+      <w:r>
+        <w:t>does</w:t>
+      </w:r>
+      <w:proofErr w:type="gramEnd"/>
+      <w:r>
+        <w:t xml:space="preserve"> the flow between layer 1 and layer 2 change from downward to upward?</w:t>
+      </w:r>
+    </w:p>
     <w:p/>
     <w:p/>
     <w:p/>
-    <w:p>
-      <w:pPr>
-        <w:rPr>
-          <w:u w:val="single"/>
-        </w:rPr>
-      </w:pPr>
-      <w:r>
-        <w:rPr>
-          <w:u w:val="single"/>
-        </w:rPr>
-        <w:t>Exercise 2:</w:t>
-      </w:r>
-    </w:p>
-    <w:p>
-      <w:pPr>
-        <w:ind w:left="360"/>
-      </w:pPr>
-      <w:r>
-        <w:t xml:space="preserve">Between which two columns </w:t>
-      </w:r>
-      <w:proofErr w:type="gramStart"/>
-      <w:r>
-        <w:t>does</w:t>
-      </w:r>
-      <w:proofErr w:type="gramEnd"/>
-      <w:r>
-        <w:t xml:space="preserve"> the flow between layer 1 and layer 2 change from downward to upward?</w:t>
-      </w:r>
-    </w:p>
     <w:p/>
     <w:p/>
     <w:p/>
@@ -594,7 +766,115 @@
         </w:tc>
       </w:tr>
     </w:tbl>
-    <w:p/>
+    <w:p>
+      <w:pPr>
+        <w:ind w:left="360"/>
+      </w:pPr>
+    </w:p>
+    <w:p>
+      <w:pPr>
+        <w:pageBreakBefore/>
+        <w:rPr>
+          <w:u w:val="single"/>
+        </w:rPr>
+      </w:pPr>
+      <w:r>
+        <w:rPr>
+          <w:u w:val="single"/>
+        </w:rPr>
+        <w:lastRenderedPageBreak/>
+        <w:t>Exercise 4:</w:t>
+      </w:r>
+    </w:p>
+    <w:p>
+      <w:pPr>
+        <w:ind w:left="360"/>
+      </w:pPr>
+      <w:r>
+        <w:t xml:space="preserve">What is the total volumetric rate of flow downward across the top of layer 3 for columns 1 through 10? What is the total volumetric rate for </w:t>
+      </w:r>
+      <w:proofErr w:type="gramStart"/>
+      <w:r>
+        <w:t>flow</w:t>
+      </w:r>
+      <w:proofErr w:type="gramEnd"/>
+      <w:r>
+        <w:t xml:space="preserve"> upward across the top of layer 3 for columns 11 through 20? </w:t>
+      </w:r>
+    </w:p>
+    <w:p>
+      <w:pPr>
+        <w:ind w:left="360"/>
+      </w:pPr>
+    </w:p>
+    <w:p>
+      <w:pPr>
+        <w:ind w:left="360"/>
+      </w:pPr>
+      <w:r>
+        <w:t>HINT: Use a simple water balance equation and the information from your answers to the previous exercises. Show your results on the schematic cross section below.</w:t>
+      </w:r>
+    </w:p>
+    <w:p>
+      <w:pPr>
+        <w:ind w:left="360"/>
+      </w:pPr>
+    </w:p>
+    <w:p>
+      <w:r>
+        <w:rPr>
+          <w:noProof/>
+        </w:rPr>
+        <w:drawing>
+          <wp:inline distT="0" distB="0" distL="0" distR="0" wp14:anchorId="72AD64D0" wp14:editId="5B4521CA">
+            <wp:extent cx="5638800" cy="2125333"/>
+            <wp:effectExtent l="0" t="0" r="0" b="8890"/>
+            <wp:docPr id="195529665" name="Picture 1" descr="Graphical user interface, application&#10;&#10;AI-generated content may be incorrect."/>
+            <wp:cNvGraphicFramePr>
+              <a:graphicFrameLocks xmlns:a="http://schemas.openxmlformats.org/drawingml/2006/main" noChangeAspect="1"/>
+            </wp:cNvGraphicFramePr>
+            <a:graphic xmlns:a="http://schemas.openxmlformats.org/drawingml/2006/main">
+              <a:graphicData uri="http://schemas.openxmlformats.org/drawingml/2006/picture">
+                <pic:pic xmlns:pic="http://schemas.openxmlformats.org/drawingml/2006/picture">
+                  <pic:nvPicPr>
+                    <pic:cNvPr id="195529665" name="Picture 1" descr="Graphical user interface, application&#10;&#10;AI-generated content may be incorrect."/>
+                    <pic:cNvPicPr>
+                      <a:picLocks noChangeAspect="1" noChangeArrowheads="1"/>
+                    </pic:cNvPicPr>
+                  </pic:nvPicPr>
+                  <pic:blipFill>
+                    <a:blip r:embed="rId6" cstate="print">
+                      <a:extLst>
+                        <a:ext uri="{28A0092B-C50C-407E-A947-70E740481C1C}">
+                          <a14:useLocalDpi xmlns:a14="http://schemas.microsoft.com/office/drawing/2010/main" val="0"/>
+                        </a:ext>
+                      </a:extLst>
+                    </a:blip>
+                    <a:srcRect/>
+                    <a:stretch>
+                      <a:fillRect/>
+                    </a:stretch>
+                  </pic:blipFill>
+                  <pic:spPr bwMode="auto">
+                    <a:xfrm>
+                      <a:off x="0" y="0"/>
+                      <a:ext cx="5683787" cy="2142289"/>
+                    </a:xfrm>
+                    <a:prstGeom prst="rect">
+                      <a:avLst/>
+                    </a:prstGeom>
+                    <a:noFill/>
+                    <a:ln>
+                      <a:noFill/>
+                    </a:ln>
+                  </pic:spPr>
+                </pic:pic>
+              </a:graphicData>
+            </a:graphic>
+          </wp:inline>
+        </w:drawing>
+      </w:r>
+    </w:p>
     <w:sectPr>
       <w:pgSz w:w="12240" w:h="15840"/>
       <w:pgMar w:top="1440" w:right="1440" w:bottom="1440" w:left="1440" w:header="720" w:footer="720" w:gutter="0"/>
@@ -603,6 +883,127 @@
     </w:sectPr>
   </w:body>
 </w:document>
+</file>
+
+<file path=word/numbering.xml><?xml version="1.0" encoding="utf-8"?>
+<w:numbering xmlns:wpc="http://schemas.microsoft.com/office/word/2010/wordprocessingCanvas" xmlns:cx="http://schemas.microsoft.com/office/drawing/2014/chartex" xmlns:cx1="http://schemas.microsoft.com/office/drawing/2015/9/8/chartex" xmlns:cx2="http://schemas.microsoft.com/office/drawing/2015/10/21/chartex" xmlns:cx3="http://schemas.microsoft.com/office/drawing/2016/5/9/chartex" xmlns:cx4="http://schemas.microsoft.com/office/drawing/2016/5/10/chartex" xmlns:cx5="http://schemas.microsoft.com/office/drawing/2016/5/11/chartex" xmlns:cx6="http://schemas.microsoft.com/office/drawing/2016/5/12/chartex" xmlns:cx7="http://schemas.microsoft.com/office/drawing/2016/5/13/chartex" xmlns:cx8="http://schemas.microsoft.com/office/drawing/2016/5/14/chartex" xmlns:mc="http://schemas.openxmlformats.org/markup-compatibility/2006" xmlns:aink="http://schemas.microsoft.com/office/drawing/2016/ink" xmlns:am3d="http://schemas.microsoft.com/office/drawing/2017/model3d" xmlns:o="urn:schemas-microsoft-com:office:office" xmlns:oel="http://schemas.microsoft.com/office/2019/extlst" xmlns:r="http://schemas.openxmlformats.org/officeDocument/2006/relationships" xmlns:m="http://schemas.openxmlformats.org/officeDocument/2006/math" xmlns:v="urn:schemas-microsoft-com:vml" xmlns:wp14="http://schemas.microsoft.com/office/word/2010/wordprocessingDrawing" xmlns:wp="http://schemas.openxmlformats.org/drawingml/2006/wordprocessingDrawing" xmlns:w10="urn:schemas-microsoft-com:office:word" xmlns:w="http://schemas.openxmlformats.org/wordprocessingml/2006/main" xmlns:w14="http://schemas.microsoft.com/office/word/2010/wordml" xmlns:w15="http://schemas.microsoft.com/office/word/2012/wordml" xmlns:w16cex="http://schemas.microsoft.com/office/word/2018/wordml/cex" xmlns:w16cid="http://schemas.microsoft.com/office/word/2016/wordml/cid" xmlns:w16="http://schemas.microsoft.com/office/word/2018/wordml" xmlns:w16du="http://schemas.microsoft.com/office/word/2023/wordml/word16du" xmlns:w16sdtdh="http://schemas.microsoft.com/office/word/2020/wordml/sdtdatahash" xmlns:w16sdtfl="http://schemas.microsoft.com/office/word/2024/wordml/sdtformatlock" xmlns:w16se="http://schemas.microsoft.com/office/word/2015/wordml/symex" xmlns:wpg="http://schemas.microsoft.com/office/word/2010/wordprocessingGroup" xmlns:wpi="http://schemas.microsoft.com/office/word/2010/wordprocessingInk" xmlns:wne="http://schemas.microsoft.com/office/word/2006/wordml" xmlns:wps="http://schemas.microsoft.com/office/word/2010/wordprocessingShape" mc:Ignorable="w14 w15 w16se w16cid w16 w16cex w16sdtdh w16sdtfl w16du wp14">
+  <w:abstractNum w:abstractNumId="0" w15:restartNumberingAfterBreak="0">
+    <w:nsid w:val="63D3543F"/>
+    <w:multiLevelType w:val="hybridMultilevel"/>
+    <w:tmpl w:val="876C9C9A"/>
+    <w:lvl w:ilvl="0" w:tplc="04090001">
+      <w:start w:val="1"/>
+      <w:numFmt w:val="bullet"/>
+      <w:lvlText w:val=""/>
+      <w:lvlJc w:val="left"/>
+      <w:pPr>
+        <w:ind w:left="720" w:hanging="360"/>
+      </w:pPr>
+      <w:rPr>
+        <w:rFonts w:ascii="Symbol" w:hAnsi="Symbol" w:hint="default"/>
+      </w:rPr>
+    </w:lvl>
+    <w:lvl w:ilvl="1" w:tplc="04090003" w:tentative="1">
+      <w:start w:val="1"/>
+      <w:numFmt w:val="bullet"/>
+      <w:lvlText w:val="o"/>
+      <w:lvlJc w:val="left"/>
+      <w:pPr>
+        <w:ind w:left="1440" w:hanging="360"/>
+      </w:pPr>
+      <w:rPr>
+        <w:rFonts w:ascii="Courier New" w:hAnsi="Courier New" w:cs="Courier New" w:hint="default"/>
+      </w:rPr>
+    </w:lvl>
+    <w:lvl w:ilvl="2" w:tplc="04090005" w:tentative="1">
+      <w:start w:val="1"/>
+      <w:numFmt w:val="bullet"/>
+      <w:lvlText w:val=""/>
+      <w:lvlJc w:val="left"/>
+      <w:pPr>
+        <w:ind w:left="2160" w:hanging="360"/>
+      </w:pPr>
+      <w:rPr>
+        <w:rFonts w:ascii="Wingdings" w:hAnsi="Wingdings" w:hint="default"/>
+      </w:rPr>
+    </w:lvl>
+    <w:lvl w:ilvl="3" w:tplc="04090001" w:tentative="1">
+      <w:start w:val="1"/>
+      <w:numFmt w:val="bullet"/>
+      <w:lvlText w:val=""/>
+      <w:lvlJc w:val="left"/>
+      <w:pPr>
+        <w:ind w:left="2880" w:hanging="360"/>
+      </w:pPr>
+      <w:rPr>
+        <w:rFonts w:ascii="Symbol" w:hAnsi="Symbol" w:hint="default"/>
+      </w:rPr>
+    </w:lvl>
+    <w:lvl w:ilvl="4" w:tplc="04090003" w:tentative="1">
+      <w:start w:val="1"/>
+      <w:numFmt w:val="bullet"/>
+      <w:lvlText w:val="o"/>
+      <w:lvlJc w:val="left"/>
+      <w:pPr>
+        <w:ind w:left="3600" w:hanging="360"/>
+      </w:pPr>
+      <w:rPr>
+        <w:rFonts w:ascii="Courier New" w:hAnsi="Courier New" w:cs="Courier New" w:hint="default"/>
+      </w:rPr>
+    </w:lvl>
+    <w:lvl w:ilvl="5" w:tplc="04090005" w:tentative="1">
+      <w:start w:val="1"/>
+      <w:numFmt w:val="bullet"/>
+      <w:lvlText w:val=""/>
+      <w:lvlJc w:val="left"/>
+      <w:pPr>
+        <w:ind w:left="4320" w:hanging="360"/>
+      </w:pPr>
+      <w:rPr>
+        <w:rFonts w:ascii="Wingdings" w:hAnsi="Wingdings" w:hint="default"/>
+      </w:rPr>
+    </w:lvl>
+    <w:lvl w:ilvl="6" w:tplc="04090001" w:tentative="1">
+      <w:start w:val="1"/>
+      <w:numFmt w:val="bullet"/>
+      <w:lvlText w:val=""/>
+      <w:lvlJc w:val="left"/>
+      <w:pPr>
+        <w:ind w:left="5040" w:hanging="360"/>
+      </w:pPr>
+      <w:rPr>
+        <w:rFonts w:ascii="Symbol" w:hAnsi="Symbol" w:hint="default"/>
+      </w:rPr>
+    </w:lvl>
+    <w:lvl w:ilvl="7" w:tplc="04090003" w:tentative="1">
+      <w:start w:val="1"/>
+      <w:numFmt w:val="bullet"/>
+      <w:lvlText w:val="o"/>
+      <w:lvlJc w:val="left"/>
+      <w:pPr>
+        <w:ind w:left="5760" w:hanging="360"/>
+      </w:pPr>
+      <w:rPr>
+        <w:rFonts w:ascii="Courier New" w:hAnsi="Courier New" w:cs="Courier New" w:hint="default"/>
+      </w:rPr>
+    </w:lvl>
+    <w:lvl w:ilvl="8" w:tplc="04090005" w:tentative="1">
+      <w:start w:val="1"/>
+      <w:numFmt w:val="bullet"/>
+      <w:lvlText w:val=""/>
+      <w:lvlJc w:val="left"/>
+      <w:pPr>
+        <w:ind w:left="6480" w:hanging="360"/>
+      </w:pPr>
+      <w:rPr>
+        <w:rFonts w:ascii="Wingdings" w:hAnsi="Wingdings" w:hint="default"/>
+      </w:rPr>
+    </w:lvl>
+  </w:abstractNum>
+  <w:num w:numId="1" w16cid:durableId="22748332">
+    <w:abstractNumId w:val="0"/>
+  </w:num>
+</w:numbering>
 </file>
 
 <file path=word/styles.xml><?xml version="1.0" encoding="utf-8"?>
